--- a/lab4/Звіт лаб 4.docx
+++ b/lab4/Звіт лаб 4.docx
@@ -1080,27 +1080,7 @@
           <w:lang w:val="ru-RU"/>
         </w:rPr>
         <w:br/>
-        <w:t xml:space="preserve">Номер </w:t>
-      </w:r>
-      <w:proofErr w:type="gramStart"/>
-      <w:r>
-        <w:rPr>
-          <w:rFonts w:ascii="Times New Roman" w:eastAsia="Times New Roman" w:hAnsi="Times New Roman" w:cs="Times New Roman"/>
-          <w:color w:val="000000"/>
-          <w:sz w:val="28"/>
-          <w:lang w:val="ru-RU"/>
-        </w:rPr>
-        <w:t>в списку</w:t>
-      </w:r>
-      <w:proofErr w:type="gramEnd"/>
-      <w:r>
-        <w:rPr>
-          <w:rFonts w:ascii="Times New Roman" w:eastAsia="Times New Roman" w:hAnsi="Times New Roman" w:cs="Times New Roman"/>
-          <w:color w:val="000000"/>
-          <w:sz w:val="28"/>
-          <w:lang w:val="ru-RU"/>
-        </w:rPr>
-        <w:t xml:space="preserve"> - 12</w:t>
+        <w:t>Номер в списку - 12</w:t>
       </w:r>
     </w:p>
     <w:p>
@@ -2028,7 +2008,6 @@
           <w:rFonts w:ascii="Times New Roman" w:hAnsi="Times New Roman" w:cs="Times New Roman"/>
           <w:sz w:val="20"/>
           <w:szCs w:val="20"/>
-          <w:lang w:val="uk-UA"/>
         </w:rPr>
       </w:pPr>
       <w:proofErr w:type="spellStart"/>
@@ -2489,6 +2468,24 @@
           <w:lang w:val="uk-UA"/>
         </w:rPr>
         <w:t>QPainter</w:t>
+      </w:r>
+      <w:proofErr w:type="spellEnd"/>
+      <w:r>
+        <w:rPr>
+          <w:rFonts w:ascii="Times New Roman" w:hAnsi="Times New Roman" w:cs="Times New Roman"/>
+          <w:sz w:val="20"/>
+          <w:szCs w:val="20"/>
+        </w:rPr>
+        <w:t xml:space="preserve">, </w:t>
+      </w:r>
+      <w:proofErr w:type="spellStart"/>
+      <w:r>
+        <w:rPr>
+          <w:rFonts w:ascii="Times New Roman" w:hAnsi="Times New Roman" w:cs="Times New Roman"/>
+          <w:sz w:val="20"/>
+          <w:szCs w:val="20"/>
+        </w:rPr>
+        <w:t>QIcon</w:t>
       </w:r>
       <w:proofErr w:type="spellEnd"/>
       <w:r>
@@ -7796,15 +7793,429 @@
         <w:br/>
         <w:t xml:space="preserve">        )</w:t>
       </w:r>
-      <w:r>
-        <w:rPr>
-          <w:rFonts w:ascii="Times New Roman" w:hAnsi="Times New Roman" w:cs="Times New Roman"/>
-          <w:sz w:val="20"/>
-          <w:szCs w:val="20"/>
-          <w:lang w:val="uk-UA"/>
-        </w:rPr>
-        <w:br/>
-      </w:r>
+    </w:p>
+    <w:p>
+      <w:pPr>
+        <w:spacing w:before="57" w:after="217" w:line="202" w:lineRule="exact"/>
+        <w:ind w:left="405"/>
+        <w:rPr>
+          <w:rFonts w:ascii="Times New Roman" w:hAnsi="Times New Roman" w:cs="Times New Roman"/>
+          <w:szCs w:val="20"/>
+          <w:lang w:val="uk-UA"/>
+        </w:rPr>
+      </w:pPr>
+      <w:proofErr w:type="spellStart"/>
+      <w:r>
+        <w:rPr>
+          <w:rFonts w:ascii="Times New Roman" w:hAnsi="Times New Roman" w:cs="Times New Roman"/>
+          <w:szCs w:val="20"/>
+          <w:lang w:val="uk-UA"/>
+        </w:rPr>
+        <w:t>self.point_action.setIcon</w:t>
+      </w:r>
+      <w:proofErr w:type="spellEnd"/>
+      <w:r>
+        <w:rPr>
+          <w:rFonts w:ascii="Times New Roman" w:hAnsi="Times New Roman" w:cs="Times New Roman"/>
+          <w:szCs w:val="20"/>
+          <w:lang w:val="uk-UA"/>
+        </w:rPr>
+        <w:t>(</w:t>
+      </w:r>
+      <w:proofErr w:type="spellStart"/>
+      <w:r>
+        <w:rPr>
+          <w:rFonts w:ascii="Times New Roman" w:hAnsi="Times New Roman" w:cs="Times New Roman"/>
+          <w:szCs w:val="20"/>
+          <w:lang w:val="uk-UA"/>
+        </w:rPr>
+        <w:t>QIcon</w:t>
+      </w:r>
+      <w:proofErr w:type="spellEnd"/>
+      <w:r>
+        <w:rPr>
+          <w:rFonts w:ascii="Times New Roman" w:hAnsi="Times New Roman" w:cs="Times New Roman"/>
+          <w:szCs w:val="20"/>
+          <w:lang w:val="uk-UA"/>
+        </w:rPr>
+        <w:t>("../</w:t>
+      </w:r>
+      <w:proofErr w:type="spellStart"/>
+      <w:r>
+        <w:rPr>
+          <w:rFonts w:ascii="Times New Roman" w:hAnsi="Times New Roman" w:cs="Times New Roman"/>
+          <w:szCs w:val="20"/>
+          <w:lang w:val="uk-UA"/>
+        </w:rPr>
+        <w:t>icons</w:t>
+      </w:r>
+      <w:proofErr w:type="spellEnd"/>
+      <w:r>
+        <w:rPr>
+          <w:rFonts w:ascii="Times New Roman" w:hAnsi="Times New Roman" w:cs="Times New Roman"/>
+          <w:szCs w:val="20"/>
+          <w:lang w:val="uk-UA"/>
+        </w:rPr>
+        <w:t>/</w:t>
+      </w:r>
+      <w:proofErr w:type="spellStart"/>
+      <w:r>
+        <w:rPr>
+          <w:rFonts w:ascii="Times New Roman" w:hAnsi="Times New Roman" w:cs="Times New Roman"/>
+          <w:szCs w:val="20"/>
+          <w:lang w:val="uk-UA"/>
+        </w:rPr>
+        <w:t>pencil.svg</w:t>
+      </w:r>
+      <w:proofErr w:type="spellEnd"/>
+      <w:r>
+        <w:rPr>
+          <w:rFonts w:ascii="Times New Roman" w:hAnsi="Times New Roman" w:cs="Times New Roman"/>
+          <w:szCs w:val="20"/>
+          <w:lang w:val="uk-UA"/>
+        </w:rPr>
+        <w:t>"))</w:t>
+      </w:r>
+      <w:r>
+        <w:rPr>
+          <w:rFonts w:ascii="Times New Roman" w:hAnsi="Times New Roman" w:cs="Times New Roman"/>
+          <w:szCs w:val="20"/>
+          <w:lang w:val="uk-UA"/>
+        </w:rPr>
+        <w:br/>
+      </w:r>
+      <w:proofErr w:type="spellStart"/>
+      <w:r>
+        <w:rPr>
+          <w:rFonts w:ascii="Times New Roman" w:hAnsi="Times New Roman" w:cs="Times New Roman"/>
+          <w:szCs w:val="20"/>
+          <w:lang w:val="uk-UA"/>
+        </w:rPr>
+        <w:t>self.line_action.setIcon</w:t>
+      </w:r>
+      <w:proofErr w:type="spellEnd"/>
+      <w:r>
+        <w:rPr>
+          <w:rFonts w:ascii="Times New Roman" w:hAnsi="Times New Roman" w:cs="Times New Roman"/>
+          <w:szCs w:val="20"/>
+          <w:lang w:val="uk-UA"/>
+        </w:rPr>
+        <w:t>(</w:t>
+      </w:r>
+      <w:proofErr w:type="spellStart"/>
+      <w:r>
+        <w:rPr>
+          <w:rFonts w:ascii="Times New Roman" w:hAnsi="Times New Roman" w:cs="Times New Roman"/>
+          <w:szCs w:val="20"/>
+          <w:lang w:val="uk-UA"/>
+        </w:rPr>
+        <w:t>QIcon</w:t>
+      </w:r>
+      <w:proofErr w:type="spellEnd"/>
+      <w:r>
+        <w:rPr>
+          <w:rFonts w:ascii="Times New Roman" w:hAnsi="Times New Roman" w:cs="Times New Roman"/>
+          <w:szCs w:val="20"/>
+          <w:lang w:val="uk-UA"/>
+        </w:rPr>
+        <w:t>("../</w:t>
+      </w:r>
+      <w:proofErr w:type="spellStart"/>
+      <w:r>
+        <w:rPr>
+          <w:rFonts w:ascii="Times New Roman" w:hAnsi="Times New Roman" w:cs="Times New Roman"/>
+          <w:szCs w:val="20"/>
+          <w:lang w:val="uk-UA"/>
+        </w:rPr>
+        <w:t>icons</w:t>
+      </w:r>
+      <w:proofErr w:type="spellEnd"/>
+      <w:r>
+        <w:rPr>
+          <w:rFonts w:ascii="Times New Roman" w:hAnsi="Times New Roman" w:cs="Times New Roman"/>
+          <w:szCs w:val="20"/>
+          <w:lang w:val="uk-UA"/>
+        </w:rPr>
+        <w:t>/</w:t>
+      </w:r>
+      <w:proofErr w:type="spellStart"/>
+      <w:r>
+        <w:rPr>
+          <w:rFonts w:ascii="Times New Roman" w:hAnsi="Times New Roman" w:cs="Times New Roman"/>
+          <w:szCs w:val="20"/>
+          <w:lang w:val="uk-UA"/>
+        </w:rPr>
+        <w:t>minus.svg</w:t>
+      </w:r>
+      <w:proofErr w:type="spellEnd"/>
+      <w:r>
+        <w:rPr>
+          <w:rFonts w:ascii="Times New Roman" w:hAnsi="Times New Roman" w:cs="Times New Roman"/>
+          <w:szCs w:val="20"/>
+          <w:lang w:val="uk-UA"/>
+        </w:rPr>
+        <w:t>"))</w:t>
+      </w:r>
+      <w:r>
+        <w:rPr>
+          <w:rFonts w:ascii="Times New Roman" w:hAnsi="Times New Roman" w:cs="Times New Roman"/>
+          <w:szCs w:val="20"/>
+          <w:lang w:val="uk-UA"/>
+        </w:rPr>
+        <w:br/>
+      </w:r>
+      <w:proofErr w:type="spellStart"/>
+      <w:r>
+        <w:rPr>
+          <w:rFonts w:ascii="Times New Roman" w:hAnsi="Times New Roman" w:cs="Times New Roman"/>
+          <w:szCs w:val="20"/>
+          <w:lang w:val="uk-UA"/>
+        </w:rPr>
+        <w:t>self.rectangle_action.setIcon</w:t>
+      </w:r>
+      <w:proofErr w:type="spellEnd"/>
+      <w:r>
+        <w:rPr>
+          <w:rFonts w:ascii="Times New Roman" w:hAnsi="Times New Roman" w:cs="Times New Roman"/>
+          <w:szCs w:val="20"/>
+          <w:lang w:val="uk-UA"/>
+        </w:rPr>
+        <w:t>(</w:t>
+      </w:r>
+      <w:proofErr w:type="spellStart"/>
+      <w:r>
+        <w:rPr>
+          <w:rFonts w:ascii="Times New Roman" w:hAnsi="Times New Roman" w:cs="Times New Roman"/>
+          <w:szCs w:val="20"/>
+          <w:lang w:val="uk-UA"/>
+        </w:rPr>
+        <w:t>QIcon</w:t>
+      </w:r>
+      <w:proofErr w:type="spellEnd"/>
+      <w:r>
+        <w:rPr>
+          <w:rFonts w:ascii="Times New Roman" w:hAnsi="Times New Roman" w:cs="Times New Roman"/>
+          <w:szCs w:val="20"/>
+          <w:lang w:val="uk-UA"/>
+        </w:rPr>
+        <w:t>("../</w:t>
+      </w:r>
+      <w:proofErr w:type="spellStart"/>
+      <w:r>
+        <w:rPr>
+          <w:rFonts w:ascii="Times New Roman" w:hAnsi="Times New Roman" w:cs="Times New Roman"/>
+          <w:szCs w:val="20"/>
+          <w:lang w:val="uk-UA"/>
+        </w:rPr>
+        <w:t>icons</w:t>
+      </w:r>
+      <w:proofErr w:type="spellEnd"/>
+      <w:r>
+        <w:rPr>
+          <w:rFonts w:ascii="Times New Roman" w:hAnsi="Times New Roman" w:cs="Times New Roman"/>
+          <w:szCs w:val="20"/>
+          <w:lang w:val="uk-UA"/>
+        </w:rPr>
+        <w:t>/</w:t>
+      </w:r>
+      <w:proofErr w:type="spellStart"/>
+      <w:r>
+        <w:rPr>
+          <w:rFonts w:ascii="Times New Roman" w:hAnsi="Times New Roman" w:cs="Times New Roman"/>
+          <w:szCs w:val="20"/>
+          <w:lang w:val="uk-UA"/>
+        </w:rPr>
+        <w:t>rectangle.svg</w:t>
+      </w:r>
+      <w:proofErr w:type="spellEnd"/>
+      <w:r>
+        <w:rPr>
+          <w:rFonts w:ascii="Times New Roman" w:hAnsi="Times New Roman" w:cs="Times New Roman"/>
+          <w:szCs w:val="20"/>
+          <w:lang w:val="uk-UA"/>
+        </w:rPr>
+        <w:t>"))</w:t>
+      </w:r>
+      <w:r>
+        <w:rPr>
+          <w:rFonts w:ascii="Times New Roman" w:hAnsi="Times New Roman" w:cs="Times New Roman"/>
+          <w:szCs w:val="20"/>
+          <w:lang w:val="uk-UA"/>
+        </w:rPr>
+        <w:br/>
+      </w:r>
+      <w:proofErr w:type="spellStart"/>
+      <w:r>
+        <w:rPr>
+          <w:rFonts w:ascii="Times New Roman" w:hAnsi="Times New Roman" w:cs="Times New Roman"/>
+          <w:szCs w:val="20"/>
+          <w:lang w:val="uk-UA"/>
+        </w:rPr>
+        <w:t>self.ellipse_action.setIcon</w:t>
+      </w:r>
+      <w:proofErr w:type="spellEnd"/>
+      <w:r>
+        <w:rPr>
+          <w:rFonts w:ascii="Times New Roman" w:hAnsi="Times New Roman" w:cs="Times New Roman"/>
+          <w:szCs w:val="20"/>
+          <w:lang w:val="uk-UA"/>
+        </w:rPr>
+        <w:t>(</w:t>
+      </w:r>
+      <w:proofErr w:type="spellStart"/>
+      <w:r>
+        <w:rPr>
+          <w:rFonts w:ascii="Times New Roman" w:hAnsi="Times New Roman" w:cs="Times New Roman"/>
+          <w:szCs w:val="20"/>
+          <w:lang w:val="uk-UA"/>
+        </w:rPr>
+        <w:t>QIcon</w:t>
+      </w:r>
+      <w:proofErr w:type="spellEnd"/>
+      <w:r>
+        <w:rPr>
+          <w:rFonts w:ascii="Times New Roman" w:hAnsi="Times New Roman" w:cs="Times New Roman"/>
+          <w:szCs w:val="20"/>
+          <w:lang w:val="uk-UA"/>
+        </w:rPr>
+        <w:t>("../</w:t>
+      </w:r>
+      <w:proofErr w:type="spellStart"/>
+      <w:r>
+        <w:rPr>
+          <w:rFonts w:ascii="Times New Roman" w:hAnsi="Times New Roman" w:cs="Times New Roman"/>
+          <w:szCs w:val="20"/>
+          <w:lang w:val="uk-UA"/>
+        </w:rPr>
+        <w:t>icons</w:t>
+      </w:r>
+      <w:proofErr w:type="spellEnd"/>
+      <w:r>
+        <w:rPr>
+          <w:rFonts w:ascii="Times New Roman" w:hAnsi="Times New Roman" w:cs="Times New Roman"/>
+          <w:szCs w:val="20"/>
+          <w:lang w:val="uk-UA"/>
+        </w:rPr>
+        <w:t>/</w:t>
+      </w:r>
+      <w:proofErr w:type="spellStart"/>
+      <w:r>
+        <w:rPr>
+          <w:rFonts w:ascii="Times New Roman" w:hAnsi="Times New Roman" w:cs="Times New Roman"/>
+          <w:szCs w:val="20"/>
+          <w:lang w:val="uk-UA"/>
+        </w:rPr>
+        <w:t>ellipse.svg</w:t>
+      </w:r>
+      <w:proofErr w:type="spellEnd"/>
+      <w:r>
+        <w:rPr>
+          <w:rFonts w:ascii="Times New Roman" w:hAnsi="Times New Roman" w:cs="Times New Roman"/>
+          <w:szCs w:val="20"/>
+          <w:lang w:val="uk-UA"/>
+        </w:rPr>
+        <w:t>"))</w:t>
+      </w:r>
+      <w:r>
+        <w:rPr>
+          <w:rFonts w:ascii="Times New Roman" w:hAnsi="Times New Roman" w:cs="Times New Roman"/>
+          <w:szCs w:val="20"/>
+          <w:lang w:val="uk-UA"/>
+        </w:rPr>
+        <w:br/>
+        <w:t>self.line_with_circles_action.setIcon(QIcon("../icons/linewithcircles.png"))</w:t>
+      </w:r>
+      <w:r>
+        <w:rPr>
+          <w:rFonts w:ascii="Times New Roman" w:hAnsi="Times New Roman" w:cs="Times New Roman"/>
+          <w:szCs w:val="20"/>
+          <w:lang w:val="uk-UA"/>
+        </w:rPr>
+        <w:br/>
+      </w:r>
+      <w:proofErr w:type="spellStart"/>
+      <w:r>
+        <w:rPr>
+          <w:rFonts w:ascii="Times New Roman" w:hAnsi="Times New Roman" w:cs="Times New Roman"/>
+          <w:szCs w:val="20"/>
+          <w:lang w:val="uk-UA"/>
+        </w:rPr>
+        <w:t>self.cube_action.setIcon</w:t>
+      </w:r>
+      <w:proofErr w:type="spellEnd"/>
+      <w:r>
+        <w:rPr>
+          <w:rFonts w:ascii="Times New Roman" w:hAnsi="Times New Roman" w:cs="Times New Roman"/>
+          <w:szCs w:val="20"/>
+          <w:lang w:val="uk-UA"/>
+        </w:rPr>
+        <w:t>(</w:t>
+      </w:r>
+      <w:proofErr w:type="spellStart"/>
+      <w:r>
+        <w:rPr>
+          <w:rFonts w:ascii="Times New Roman" w:hAnsi="Times New Roman" w:cs="Times New Roman"/>
+          <w:szCs w:val="20"/>
+          <w:lang w:val="uk-UA"/>
+        </w:rPr>
+        <w:t>QIcon</w:t>
+      </w:r>
+      <w:proofErr w:type="spellEnd"/>
+      <w:r>
+        <w:rPr>
+          <w:rFonts w:ascii="Times New Roman" w:hAnsi="Times New Roman" w:cs="Times New Roman"/>
+          <w:szCs w:val="20"/>
+          <w:lang w:val="uk-UA"/>
+        </w:rPr>
+        <w:t>("../</w:t>
+      </w:r>
+      <w:proofErr w:type="spellStart"/>
+      <w:r>
+        <w:rPr>
+          <w:rFonts w:ascii="Times New Roman" w:hAnsi="Times New Roman" w:cs="Times New Roman"/>
+          <w:szCs w:val="20"/>
+          <w:lang w:val="uk-UA"/>
+        </w:rPr>
+        <w:t>icons</w:t>
+      </w:r>
+      <w:proofErr w:type="spellEnd"/>
+      <w:r>
+        <w:rPr>
+          <w:rFonts w:ascii="Times New Roman" w:hAnsi="Times New Roman" w:cs="Times New Roman"/>
+          <w:szCs w:val="20"/>
+          <w:lang w:val="uk-UA"/>
+        </w:rPr>
+        <w:t>/</w:t>
+      </w:r>
+      <w:proofErr w:type="spellStart"/>
+      <w:r>
+        <w:rPr>
+          <w:rFonts w:ascii="Times New Roman" w:hAnsi="Times New Roman" w:cs="Times New Roman"/>
+          <w:szCs w:val="20"/>
+          <w:lang w:val="uk-UA"/>
+        </w:rPr>
+        <w:t>box.svg</w:t>
+      </w:r>
+      <w:proofErr w:type="spellEnd"/>
+      <w:r>
+        <w:rPr>
+          <w:rFonts w:ascii="Times New Roman" w:hAnsi="Times New Roman" w:cs="Times New Roman"/>
+          <w:szCs w:val="20"/>
+          <w:lang w:val="uk-UA"/>
+        </w:rPr>
+        <w:t>"))</w:t>
+      </w:r>
+    </w:p>
+    <w:p>
+      <w:pPr>
+        <w:spacing w:before="57" w:after="217" w:line="202" w:lineRule="exact"/>
+        <w:rPr>
+          <w:rFonts w:ascii="Times New Roman" w:hAnsi="Times New Roman" w:cs="Times New Roman"/>
+          <w:sz w:val="20"/>
+          <w:szCs w:val="20"/>
+          <w:lang w:val="uk-UA"/>
+        </w:rPr>
+      </w:pPr>
       <w:r>
         <w:rPr>
           <w:rFonts w:ascii="Times New Roman" w:hAnsi="Times New Roman" w:cs="Times New Roman"/>
@@ -15293,7 +15704,6 @@
           <w:szCs w:val="22"/>
           <w:lang w:val="uk-UA"/>
         </w:rPr>
-        <w:lastRenderedPageBreak/>
         <w:br/>
       </w:r>
       <w:r>
@@ -15587,6 +15997,7 @@
       <w:r>
         <w:rPr>
           <w:rFonts w:ascii="Times New Roman" w:hAnsi="Times New Roman" w:cs="Times New Roman"/>
+          <w:noProof/>
           <w:lang w:val="uk-UA"/>
         </w:rPr>
         <w:drawing>
@@ -15628,6 +16039,7 @@
       <w:r>
         <w:rPr>
           <w:rFonts w:ascii="Times New Roman" w:hAnsi="Times New Roman" w:cs="Times New Roman"/>
+          <w:noProof/>
           <w:lang w:val="uk-UA"/>
         </w:rPr>
         <w:drawing>
@@ -15669,6 +16081,7 @@
       <w:r>
         <w:rPr>
           <w:rFonts w:ascii="Times New Roman" w:hAnsi="Times New Roman" w:cs="Times New Roman"/>
+          <w:noProof/>
           <w:lang w:val="uk-UA"/>
         </w:rPr>
         <w:drawing>
@@ -15710,6 +16123,7 @@
       <w:r>
         <w:rPr>
           <w:rFonts w:ascii="Times New Roman" w:hAnsi="Times New Roman" w:cs="Times New Roman"/>
+          <w:noProof/>
           <w:lang w:val="uk-UA"/>
         </w:rPr>
         <w:drawing>
@@ -15751,9 +16165,9 @@
       <w:r>
         <w:rPr>
           <w:rFonts w:ascii="Times New Roman" w:hAnsi="Times New Roman" w:cs="Times New Roman"/>
-          <w:lang w:val="uk-UA"/>
-        </w:rPr>
-        <w:lastRenderedPageBreak/>
+          <w:noProof/>
+          <w:lang w:val="uk-UA"/>
+        </w:rPr>
         <w:drawing>
           <wp:inline distT="0" distB="0" distL="0" distR="0" wp14:anchorId="41076418" wp14:editId="34B97AFB">
             <wp:extent cx="2914650" cy="2282832"/>
@@ -15793,6 +16207,7 @@
       <w:r>
         <w:rPr>
           <w:rFonts w:ascii="Times New Roman" w:hAnsi="Times New Roman" w:cs="Times New Roman"/>
+          <w:noProof/>
           <w:lang w:val="uk-UA"/>
         </w:rPr>
         <w:drawing>
@@ -15834,6 +16249,7 @@
       <w:r>
         <w:rPr>
           <w:rFonts w:ascii="Times New Roman" w:hAnsi="Times New Roman" w:cs="Times New Roman"/>
+          <w:noProof/>
           <w:lang w:val="uk-UA"/>
         </w:rPr>
         <w:drawing>
@@ -17114,6 +17530,35 @@
       <w:spacing w:val="5"/>
     </w:rPr>
   </w:style>
+  <w:style w:type="paragraph" w:styleId="HTML">
+    <w:name w:val="HTML Preformatted"/>
+    <w:basedOn w:val="a"/>
+    <w:link w:val="HTML0"/>
+    <w:uiPriority w:val="99"/>
+    <w:semiHidden/>
+    <w:unhideWhenUsed/>
+    <w:rsid w:val="002375F6"/>
+    <w:rPr>
+      <w:rFonts w:ascii="Consolas" w:hAnsi="Consolas" w:cs="Mangal"/>
+      <w:sz w:val="20"/>
+      <w:szCs w:val="18"/>
+    </w:rPr>
+  </w:style>
+  <w:style w:type="character" w:customStyle="1" w:styleId="HTML0">
+    <w:name w:val="Стандартний HTML Знак"/>
+    <w:basedOn w:val="a0"/>
+    <w:link w:val="HTML"/>
+    <w:uiPriority w:val="99"/>
+    <w:semiHidden/>
+    <w:rsid w:val="002375F6"/>
+    <w:rPr>
+      <w:rFonts w:ascii="Consolas" w:eastAsia="Clear Sans" w:hAnsi="Consolas" w:cs="Mangal"/>
+      <w:kern w:val="2"/>
+      <w:sz w:val="20"/>
+      <w:szCs w:val="18"/>
+      <w:lang w:val="en-US" w:eastAsia="zh-CN" w:bidi="hi-IN"/>
+    </w:rPr>
+  </w:style>
 </w:styles>
 </file>
 
